--- a/Tố cáo/23-TC.docx
+++ b/Tố cáo/23-TC.docx
@@ -1,20 +1,20 @@
 
 <file path=word/document.xml><?xml version="1.0" encoding="utf-8"?>
-<w:document xmlns:wpc="http://schemas.microsoft.com/office/word/2010/wordprocessingCanvas" xmlns:cx="http://schemas.microsoft.com/office/drawing/2014/chartex" xmlns:cx1="http://schemas.microsoft.com/office/drawing/2015/9/8/chartex" xmlns:cx2="http://schemas.microsoft.com/office/drawing/2015/10/21/chartex" xmlns:cx3="http://schemas.microsoft.com/office/drawing/2016/5/9/chartex" xmlns:cx4="http://schemas.microsoft.com/office/drawing/2016/5/10/chartex" xmlns:cx5="http://schemas.microsoft.com/office/drawing/2016/5/11/chartex" xmlns:cx6="http://schemas.microsoft.com/office/drawing/2016/5/12/chartex" xmlns:cx7="http://schemas.microsoft.com/office/drawing/2016/5/13/chartex" xmlns:cx8="http://schemas.microsoft.com/office/drawing/2016/5/14/chartex" xmlns:mc="http://schemas.openxmlformats.org/markup-compatibility/2006" xmlns:aink="http://schemas.microsoft.com/office/drawing/2016/ink" xmlns:am3d="http://schemas.microsoft.com/office/drawing/2017/model3d" xmlns:o="urn:schemas-microsoft-com:office:office" xmlns:oel="http://schemas.microsoft.com/office/2019/extlst" xmlns:r="http://schemas.openxmlformats.org/officeDocument/2006/relationships" xmlns:m="http://schemas.openxmlformats.org/officeDocument/2006/math" xmlns:v="urn:schemas-microsoft-com:vml" xmlns:wp14="http://schemas.microsoft.com/office/word/2010/wordprocessingDrawing" xmlns:wp="http://schemas.openxmlformats.org/drawingml/2006/wordprocessingDrawing" xmlns:w10="urn:schemas-microsoft-com:office:word" xmlns:w="http://schemas.openxmlformats.org/wordprocessingml/2006/main" xmlns:w14="http://schemas.microsoft.com/office/word/2010/wordml" xmlns:w15="http://schemas.microsoft.com/office/word/2012/wordml" xmlns:w16cex="http://schemas.microsoft.com/office/word/2018/wordml/cex" xmlns:w16cid="http://schemas.microsoft.com/office/word/2016/wordml/cid" xmlns:w16="http://schemas.microsoft.com/office/word/2018/wordml" xmlns:w16sdtdh="http://schemas.microsoft.com/office/word/2020/wordml/sdtdatahash" xmlns:w16se="http://schemas.microsoft.com/office/word/2015/wordml/symex" xmlns:wpg="http://schemas.microsoft.com/office/word/2010/wordprocessingGroup" xmlns:wpi="http://schemas.microsoft.com/office/word/2010/wordprocessingInk" xmlns:wne="http://schemas.microsoft.com/office/word/2006/wordml" xmlns:wps="http://schemas.microsoft.com/office/word/2010/wordprocessingShape" mc:Ignorable="w14 w15 w16se w16cid w16 w16cex w16sdtdh wp14">
+<w:document xmlns:wpc="http://schemas.microsoft.com/office/word/2010/wordprocessingCanvas" xmlns:cx="http://schemas.microsoft.com/office/drawing/2014/chartex" xmlns:cx1="http://schemas.microsoft.com/office/drawing/2015/9/8/chartex" xmlns:cx2="http://schemas.microsoft.com/office/drawing/2015/10/21/chartex" xmlns:cx3="http://schemas.microsoft.com/office/drawing/2016/5/9/chartex" xmlns:cx4="http://schemas.microsoft.com/office/drawing/2016/5/10/chartex" xmlns:cx5="http://schemas.microsoft.com/office/drawing/2016/5/11/chartex" xmlns:cx6="http://schemas.microsoft.com/office/drawing/2016/5/12/chartex" xmlns:cx7="http://schemas.microsoft.com/office/drawing/2016/5/13/chartex" xmlns:cx8="http://schemas.microsoft.com/office/drawing/2016/5/14/chartex" xmlns:mc="http://schemas.openxmlformats.org/markup-compatibility/2006" xmlns:aink="http://schemas.microsoft.com/office/drawing/2016/ink" xmlns:am3d="http://schemas.microsoft.com/office/drawing/2017/model3d" xmlns:o="urn:schemas-microsoft-com:office:office" xmlns:r="http://schemas.openxmlformats.org/officeDocument/2006/relationships" xmlns:m="http://schemas.openxmlformats.org/officeDocument/2006/math" xmlns:v="urn:schemas-microsoft-com:vml" xmlns:wp14="http://schemas.microsoft.com/office/word/2010/wordprocessingDrawing" xmlns:wp="http://schemas.openxmlformats.org/drawingml/2006/wordprocessingDrawing" xmlns:w10="urn:schemas-microsoft-com:office:word" xmlns:w="http://schemas.openxmlformats.org/wordprocessingml/2006/main" xmlns:w14="http://schemas.microsoft.com/office/word/2010/wordml" xmlns:w15="http://schemas.microsoft.com/office/word/2012/wordml" xmlns:w16cex="http://schemas.microsoft.com/office/word/2018/wordml/cex" xmlns:w16cid="http://schemas.microsoft.com/office/word/2016/wordml/cid" xmlns:w16="http://schemas.microsoft.com/office/word/2018/wordml" xmlns:w16se="http://schemas.microsoft.com/office/word/2015/wordml/symex" xmlns:wpg="http://schemas.microsoft.com/office/word/2010/wordprocessingGroup" xmlns:wpi="http://schemas.microsoft.com/office/word/2010/wordprocessingInk" xmlns:wne="http://schemas.microsoft.com/office/word/2006/wordml" xmlns:wps="http://schemas.microsoft.com/office/word/2010/wordprocessingShape" mc:Ignorable="w14 w15 w16se w16cid w16 w16cex wp14">
   <w:body>
     <w:tbl>
       <w:tblPr>
-        <w:tblW w:w="0" w:type="auto"/>
+        <w:tblW w:w="9579" w:type="dxa"/>
         <w:tblLook w:val="01E0" w:firstRow="1" w:lastRow="1" w:firstColumn="1" w:lastColumn="1" w:noHBand="0" w:noVBand="0"/>
       </w:tblPr>
       <w:tblGrid>
-        <w:gridCol w:w="2999"/>
-        <w:gridCol w:w="6030"/>
+        <w:gridCol w:w="3828"/>
+        <w:gridCol w:w="5751"/>
       </w:tblGrid>
       <w:tr>
         <w:tc>
           <w:tcPr>
-            <w:tcW w:w="3051" w:type="dxa"/>
+            <w:tcW w:w="3828" w:type="dxa"/>
           </w:tcPr>
           <w:p>
             <w:pPr>
@@ -31,7 +31,23 @@
                 <w:sz w:val="26"/>
                 <w:szCs w:val="26"/>
               </w:rPr>
-              <w:t>[[DVChuQuan]]</w:t>
+              <w:t>[[</w:t>
+            </w:r>
+            <w:r>
+              <w:rPr>
+                <w:color w:val="000000"/>
+                <w:sz w:val="26"/>
+                <w:szCs w:val="26"/>
+              </w:rPr>
+              <w:t>TenCoQuanToChucLine1</w:t>
+            </w:r>
+            <w:r>
+              <w:rPr>
+                <w:color w:val="000000"/>
+                <w:sz w:val="26"/>
+                <w:szCs w:val="26"/>
+              </w:rPr>
+              <w:t>]]</w:t>
             </w:r>
           </w:p>
           <w:p>
@@ -50,7 +66,31 @@
                 <w:sz w:val="26"/>
                 <w:szCs w:val="26"/>
               </w:rPr>
-              <w:t>[[DVThucHien]]</w:t>
+              <w:t>[[</w:t>
+            </w:r>
+            <w:r>
+              <w:rPr>
+                <w:color w:val="000000"/>
+                <w:sz w:val="26"/>
+                <w:szCs w:val="26"/>
+              </w:rPr>
+              <w:t>TenCoQuanToChucLine</w:t>
+            </w:r>
+            <w:r>
+              <w:rPr>
+                <w:color w:val="000000"/>
+                <w:sz w:val="26"/>
+                <w:szCs w:val="26"/>
+              </w:rPr>
+              <w:t>2</w:t>
+            </w:r>
+            <w:r>
+              <w:rPr>
+                <w:color w:val="000000"/>
+                <w:sz w:val="26"/>
+                <w:szCs w:val="26"/>
+              </w:rPr>
+              <w:t>]]</w:t>
             </w:r>
           </w:p>
           <w:p>
@@ -58,16 +98,6 @@
               <w:jc w:val="center"/>
               <w:rPr>
                 <w:bCs/>
-                <w:color w:val="000000"/>
-                <w:sz w:val="26"/>
-                <w:szCs w:val="26"/>
-              </w:rPr>
-            </w:pPr>
-          </w:p>
-          <w:p>
-            <w:pPr>
-              <w:jc w:val="center"/>
-              <w:rPr>
                 <w:color w:val="000000"/>
                 <w:sz w:val="26"/>
                 <w:szCs w:val="26"/>
@@ -81,13 +111,13 @@
               <mc:AlternateContent>
                 <mc:Choice Requires="wps">
                   <w:drawing>
-                    <wp:anchor distT="0" distB="0" distL="114300" distR="114300" simplePos="0" relativeHeight="251660288" behindDoc="0" locked="0" layoutInCell="1" allowOverlap="1" wp14:anchorId="1E4E48F7" wp14:editId="3C520126">
+                    <wp:anchor distT="0" distB="0" distL="114300" distR="114300" simplePos="0" relativeHeight="251660288" behindDoc="0" locked="0" layoutInCell="1" allowOverlap="1" wp14:anchorId="1E4E48F7" wp14:editId="2F80B32C">
                       <wp:simplePos x="0" y="0"/>
                       <wp:positionH relativeFrom="column">
-                        <wp:posOffset>504190</wp:posOffset>
+                        <wp:posOffset>725170</wp:posOffset>
                       </wp:positionH>
                       <wp:positionV relativeFrom="paragraph">
-                        <wp:posOffset>24765</wp:posOffset>
+                        <wp:posOffset>46990</wp:posOffset>
                       </wp:positionV>
                       <wp:extent cx="692150" cy="0"/>
                       <wp:effectExtent l="10795" t="10795" r="11430" b="8255"/>
@@ -142,11 +172,13 @@
                 </mc:Choice>
                 <mc:Fallback>
                   <w:pict>
-                    <v:line w14:anchorId="6250AE72" id="Straight Connector 2" o:spid="_x0000_s1026" style="position:absolute;z-index:251660288;visibility:visible;mso-wrap-style:square;mso-width-percent:0;mso-height-percent:0;mso-wrap-distance-left:9pt;mso-wrap-distance-top:0;mso-wrap-distance-right:9pt;mso-wrap-distance-bottom:0;mso-position-horizontal:absolute;mso-position-horizontal-relative:text;mso-position-vertical:absolute;mso-position-vertical-relative:text;mso-width-percent:0;mso-height-percent:0;mso-width-relative:page;mso-height-relative:page" from="39.7pt,1.95pt" to="94.2pt,1.95pt" o:gfxdata="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"/>
+                    <v:line w14:anchorId="549AA5A0" id="Straight Connector 2" o:spid="_x0000_s1026" style="position:absolute;z-index:251660288;visibility:visible;mso-wrap-style:square;mso-width-percent:0;mso-height-percent:0;mso-wrap-distance-left:9pt;mso-wrap-distance-top:0;mso-wrap-distance-right:9pt;mso-wrap-distance-bottom:0;mso-position-horizontal:absolute;mso-position-horizontal-relative:text;mso-position-vertical:absolute;mso-position-vertical-relative:text;mso-width-percent:0;mso-height-percent:0;mso-width-relative:page;mso-height-relative:page" from="57.1pt,3.7pt" to="111.6pt,3.7pt" o:gfxdata="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"/>
                   </w:pict>
                 </mc:Fallback>
               </mc:AlternateContent>
             </w:r>
+            <w:bookmarkStart w:id="0" w:name="_GoBack"/>
+            <w:bookmarkEnd w:id="0"/>
           </w:p>
           <w:p>
             <w:pPr>
@@ -189,7 +221,7 @@
         </w:tc>
         <w:tc>
           <w:tcPr>
-            <w:tcW w:w="6236" w:type="dxa"/>
+            <w:tcW w:w="5751" w:type="dxa"/>
           </w:tcPr>
           <w:p>
             <w:pPr>
@@ -253,13 +285,13 @@
               <mc:AlternateContent>
                 <mc:Choice Requires="wps">
                   <w:drawing>
-                    <wp:anchor distT="0" distB="0" distL="114300" distR="114300" simplePos="0" relativeHeight="251659264" behindDoc="0" locked="0" layoutInCell="1" allowOverlap="1" wp14:anchorId="3102EB58" wp14:editId="580B4EF5">
+                    <wp:anchor distT="0" distB="0" distL="114300" distR="114300" simplePos="0" relativeHeight="251659264" behindDoc="0" locked="0" layoutInCell="1" allowOverlap="1" wp14:anchorId="3102EB58" wp14:editId="03FE4036">
                       <wp:simplePos x="0" y="0"/>
                       <wp:positionH relativeFrom="column">
-                        <wp:posOffset>913765</wp:posOffset>
+                        <wp:posOffset>761365</wp:posOffset>
                       </wp:positionH>
                       <wp:positionV relativeFrom="paragraph">
-                        <wp:posOffset>35560</wp:posOffset>
+                        <wp:posOffset>25400</wp:posOffset>
                       </wp:positionV>
                       <wp:extent cx="2011680" cy="0"/>
                       <wp:effectExtent l="7620" t="5080" r="9525" b="13970"/>
@@ -314,7 +346,7 @@
                 </mc:Choice>
                 <mc:Fallback>
                   <w:pict>
-                    <v:line w14:anchorId="33444F8B" id="Straight Connector 1" o:spid="_x0000_s1026" style="position:absolute;z-index:251659264;visibility:visible;mso-wrap-style:square;mso-width-percent:0;mso-height-percent:0;mso-wrap-distance-left:9pt;mso-wrap-distance-top:0;mso-wrap-distance-right:9pt;mso-wrap-distance-bottom:0;mso-position-horizontal:absolute;mso-position-horizontal-relative:text;mso-position-vertical:absolute;mso-position-vertical-relative:text;mso-width-percent:0;mso-height-percent:0;mso-width-relative:page;mso-height-relative:page" from="71.95pt,2.8pt" to="230.35pt,2.8pt" o:gfxdata="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"/>
+                    <v:line w14:anchorId="62F88684" id="Straight Connector 1" o:spid="_x0000_s1026" style="position:absolute;z-index:251659264;visibility:visible;mso-wrap-style:square;mso-width-percent:0;mso-height-percent:0;mso-wrap-distance-left:9pt;mso-wrap-distance-top:0;mso-wrap-distance-right:9pt;mso-wrap-distance-bottom:0;mso-position-horizontal:absolute;mso-position-horizontal-relative:text;mso-position-vertical:absolute;mso-position-vertical-relative:text;mso-width-percent:0;mso-height-percent:0;mso-width-relative:page;mso-height-relative:page" from="59.95pt,2pt" to="218.35pt,2pt" o:gfxdata="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"/>
                   </w:pict>
                 </mc:Fallback>
               </mc:AlternateContent>
@@ -824,7 +856,7 @@
 </file>
 
 <file path=word/styles.xml><?xml version="1.0" encoding="utf-8"?>
-<w:styles xmlns:mc="http://schemas.openxmlformats.org/markup-compatibility/2006" xmlns:r="http://schemas.openxmlformats.org/officeDocument/2006/relationships" xmlns:w="http://schemas.openxmlformats.org/wordprocessingml/2006/main" xmlns:w14="http://schemas.microsoft.com/office/word/2010/wordml" xmlns:w15="http://schemas.microsoft.com/office/word/2012/wordml" xmlns:w16cex="http://schemas.microsoft.com/office/word/2018/wordml/cex" xmlns:w16cid="http://schemas.microsoft.com/office/word/2016/wordml/cid" xmlns:w16="http://schemas.microsoft.com/office/word/2018/wordml" xmlns:w16sdtdh="http://schemas.microsoft.com/office/word/2020/wordml/sdtdatahash" xmlns:w16se="http://schemas.microsoft.com/office/word/2015/wordml/symex" mc:Ignorable="w14 w15 w16se w16cid w16 w16cex w16sdtdh">
+<w:styles xmlns:mc="http://schemas.openxmlformats.org/markup-compatibility/2006" xmlns:r="http://schemas.openxmlformats.org/officeDocument/2006/relationships" xmlns:w="http://schemas.openxmlformats.org/wordprocessingml/2006/main" xmlns:w14="http://schemas.microsoft.com/office/word/2010/wordml" xmlns:w15="http://schemas.microsoft.com/office/word/2012/wordml" xmlns:w16cex="http://schemas.microsoft.com/office/word/2018/wordml/cex" xmlns:w16cid="http://schemas.microsoft.com/office/word/2016/wordml/cid" xmlns:w16="http://schemas.microsoft.com/office/word/2018/wordml" xmlns:w16se="http://schemas.microsoft.com/office/word/2015/wordml/symex" mc:Ignorable="w14 w15 w16se w16cid w16 w16cex">
   <w:docDefaults>
     <w:rPrDefault>
       <w:rPr>
